--- a/static/templates/rejection-lack-resources.docx
+++ b/static/templates/rejection-lack-resources.docx
@@ -486,7 +486,7 @@
       </w:rPr>
       <w:tab/>
       <w:tab/>
-      <w:t>INDIANALEGALSERVICES.ORG</w:t>
+      <w:t>COMMUNITYLEGALAID.EXAMPLE</w:t>
     </w:r>
   </w:p>
 </w:ftr>
